--- a/Assighnment1/wireframe.docx
+++ b/Assighnment1/wireframe.docx
@@ -24,6 +24,30 @@
     <w:p>
       <w:pPr>
         <w:rPr>
+          <w:b/>
+          <w:bCs/>
+          <w:sz w:val="36"/>
+          <w:szCs w:val="36"/>
+        </w:rPr>
+      </w:pPr>
+      <w:hyperlink r:id="rId6" w:history="1">
+        <w:r>
+          <w:rPr>
+            <w:rStyle w:val="Hyperlink"/>
+            <w:b/>
+            <w:bCs/>
+            <w:sz w:val="36"/>
+            <w:szCs w:val="36"/>
+          </w:rPr>
+          <w:t>https://threeheads420.github.io/Websitedevelopment/</w:t>
+        </w:r>
+      </w:hyperlink>
+    </w:p>
+    <w:p>
+      <w:pPr>
+        <w:spacing w:line="360" w:lineRule="auto"/>
+        <w:jc w:val="both"/>
+        <w:rPr>
           <w:sz w:val="22"/>
           <w:szCs w:val="22"/>
         </w:rPr>
@@ -52,6 +76,8 @@
     </w:p>
     <w:p>
       <w:pPr>
+        <w:spacing w:line="360" w:lineRule="auto"/>
+        <w:jc w:val="both"/>
         <w:rPr>
           <w:sz w:val="22"/>
           <w:szCs w:val="22"/>
@@ -137,6 +163,8 @@
     </w:p>
     <w:p>
       <w:pPr>
+        <w:spacing w:line="360" w:lineRule="auto"/>
+        <w:jc w:val="both"/>
         <w:rPr>
           <w:sz w:val="22"/>
           <w:szCs w:val="22"/>
@@ -180,6 +208,8 @@
     </w:p>
     <w:p>
       <w:pPr>
+        <w:spacing w:line="360" w:lineRule="auto"/>
+        <w:jc w:val="both"/>
         <w:rPr>
           <w:sz w:val="22"/>
           <w:szCs w:val="22"/>
@@ -258,6 +288,8 @@
     </w:p>
     <w:p>
       <w:pPr>
+        <w:spacing w:line="360" w:lineRule="auto"/>
+        <w:jc w:val="both"/>
         <w:rPr>
           <w:sz w:val="22"/>
           <w:szCs w:val="22"/>
@@ -301,6 +333,8 @@
     </w:p>
     <w:p>
       <w:pPr>
+        <w:spacing w:line="360" w:lineRule="auto"/>
+        <w:jc w:val="both"/>
         <w:rPr>
           <w:sz w:val="22"/>
           <w:szCs w:val="22"/>
@@ -371,7 +405,7 @@
                     <pic:cNvPicPr/>
                   </pic:nvPicPr>
                   <pic:blipFill>
-                    <a:blip r:embed="rId6">
+                    <a:blip r:embed="rId7">
                       <a:extLst>
                         <a:ext uri="{28A0092B-C50C-407E-A947-70E740481C1C}">
                           <a14:useLocalDpi xmlns:a14="http://schemas.microsoft.com/office/drawing/2010/main" val="0"/>
@@ -482,7 +516,7 @@
                     <pic:cNvPicPr/>
                   </pic:nvPicPr>
                   <pic:blipFill>
-                    <a:blip r:embed="rId7"/>
+                    <a:blip r:embed="rId8"/>
                     <a:stretch>
                       <a:fillRect/>
                     </a:stretch>
@@ -571,7 +605,7 @@
                     <pic:cNvPicPr/>
                   </pic:nvPicPr>
                   <pic:blipFill>
-                    <a:blip r:embed="rId8"/>
+                    <a:blip r:embed="rId9"/>
                     <a:stretch>
                       <a:fillRect/>
                     </a:stretch>
@@ -728,7 +762,7 @@
                     <pic:cNvPicPr/>
                   </pic:nvPicPr>
                   <pic:blipFill>
-                    <a:blip r:embed="rId9"/>
+                    <a:blip r:embed="rId10"/>
                     <a:stretch>
                       <a:fillRect/>
                     </a:stretch>
@@ -849,7 +883,7 @@
                     <pic:cNvPicPr/>
                   </pic:nvPicPr>
                   <pic:blipFill>
-                    <a:blip r:embed="rId9"/>
+                    <a:blip r:embed="rId10"/>
                     <a:stretch>
                       <a:fillRect/>
                     </a:stretch>
@@ -871,7 +905,7 @@
       </w:r>
     </w:p>
     <w:sectPr>
-      <w:headerReference w:type="default" r:id="rId10"/>
+      <w:headerReference w:type="default" r:id="rId11"/>
       <w:pgSz w:w="11906" w:h="16838"/>
       <w:pgMar w:top="1440" w:right="1440" w:bottom="1440" w:left="1440" w:header="708" w:footer="708" w:gutter="0"/>
       <w:cols w:space="708"/>
@@ -1917,6 +1951,29 @@
     <w:uiPriority w:val="99"/>
     <w:rsid w:val="00F560E3"/>
   </w:style>
+  <w:style w:type="character" w:styleId="Hyperlink">
+    <w:name w:val="Hyperlink"/>
+    <w:basedOn w:val="DefaultParagraphFont"/>
+    <w:uiPriority w:val="99"/>
+    <w:unhideWhenUsed/>
+    <w:rsid w:val="00A35933"/>
+    <w:rPr>
+      <w:color w:val="467886" w:themeColor="hyperlink"/>
+      <w:u w:val="single"/>
+    </w:rPr>
+  </w:style>
+  <w:style w:type="character" w:styleId="UnresolvedMention">
+    <w:name w:val="Unresolved Mention"/>
+    <w:basedOn w:val="DefaultParagraphFont"/>
+    <w:uiPriority w:val="99"/>
+    <w:semiHidden/>
+    <w:unhideWhenUsed/>
+    <w:rsid w:val="00A35933"/>
+    <w:rPr>
+      <w:color w:val="605E5C"/>
+      <w:shd w:val="clear" w:color="auto" w:fill="E1DFDD"/>
+    </w:rPr>
+  </w:style>
 </w:styles>
 </file>
 
